--- a/relatórios/Relatorio_de_Testes_com_Usuario_befit_larissa.docx
+++ b/relatórios/Relatorio_de_Testes_com_Usuario_befit_larissa.docx
@@ -42,8 +42,19 @@
           <w:bCs/>
           <w:lang w:val="pt-BR"/>
         </w:rPr>
-        <w:t xml:space="preserve"> Befit</w:t>
-      </w:r>
+        <w:t xml:space="preserve"> </w:t>
+      </w:r>
+      <w:proofErr w:type="spellStart"/>
+      <w:r>
+        <w:rPr>
+          <w:rFonts w:ascii="Arial" w:hAnsi="Arial"/>
+          <w:b/>
+          <w:bCs/>
+          <w:lang w:val="pt-BR"/>
+        </w:rPr>
+        <w:t>Befit</w:t>
+      </w:r>
+      <w:proofErr w:type="spellEnd"/>
     </w:p>
     <w:p>
       <w:pPr>
@@ -473,6 +484,7 @@
         </w:rPr>
         <w:t>__</w:t>
       </w:r>
+      <w:proofErr w:type="spellStart"/>
       <w:r>
         <w:rPr>
           <w:sz w:val="20"/>
@@ -488,7 +500,16 @@
           <w:szCs w:val="22"/>
           <w:lang w:val="pt-BR"/>
         </w:rPr>
-        <w:t>__Sim    ____Não</w:t>
+        <w:t>__Sim</w:t>
+      </w:r>
+      <w:proofErr w:type="spellEnd"/>
+      <w:r>
+        <w:rPr>
+          <w:sz w:val="20"/>
+          <w:szCs w:val="22"/>
+          <w:lang w:val="pt-BR"/>
+        </w:rPr>
+        <w:t xml:space="preserve">    ____Não</w:t>
       </w:r>
       <w:r>
         <w:rPr>
@@ -532,7 +553,25 @@
           <w:szCs w:val="22"/>
           <w:lang w:val="pt-BR"/>
         </w:rPr>
-        <w:t>Sim, ja ouvi e utilizo alguns sistemas para controlar o que como e contar calorias</w:t>
+        <w:t xml:space="preserve">Sim, </w:t>
+      </w:r>
+      <w:proofErr w:type="spellStart"/>
+      <w:r>
+        <w:rPr>
+          <w:sz w:val="20"/>
+          <w:szCs w:val="22"/>
+          <w:lang w:val="pt-BR"/>
+        </w:rPr>
+        <w:t>ja</w:t>
+      </w:r>
+      <w:proofErr w:type="spellEnd"/>
+      <w:r>
+        <w:rPr>
+          <w:sz w:val="20"/>
+          <w:szCs w:val="22"/>
+          <w:lang w:val="pt-BR"/>
+        </w:rPr>
+        <w:t xml:space="preserve"> ouvi e utilizo alguns sistemas para controlar o que como e contar calorias</w:t>
       </w:r>
     </w:p>
     <w:p>
@@ -633,7 +672,27 @@
           <w:szCs w:val="22"/>
           <w:lang w:val="pt-BR"/>
         </w:rPr>
-        <w:t xml:space="preserve">Fazer um planeamento de comidas que possa fazer para conseguir antigir os meus objetivos calóricos </w:t>
+        <w:t xml:space="preserve">Fazer um planeamento de comidas que possa fazer para conseguir </w:t>
+      </w:r>
+      <w:proofErr w:type="spellStart"/>
+      <w:r>
+        <w:rPr>
+          <w:rFonts w:ascii="Arial" w:hAnsi="Arial" w:cs="Arial"/>
+          <w:sz w:val="20"/>
+          <w:szCs w:val="22"/>
+          <w:lang w:val="pt-BR"/>
+        </w:rPr>
+        <w:t>antigir</w:t>
+      </w:r>
+      <w:proofErr w:type="spellEnd"/>
+      <w:r>
+        <w:rPr>
+          <w:rFonts w:ascii="Arial" w:hAnsi="Arial" w:cs="Arial"/>
+          <w:sz w:val="20"/>
+          <w:szCs w:val="22"/>
+          <w:lang w:val="pt-BR"/>
+        </w:rPr>
+        <w:t xml:space="preserve"> os meus objetivos calóricos </w:t>
       </w:r>
     </w:p>
     <w:p>
@@ -734,7 +793,27 @@
           <w:szCs w:val="22"/>
           <w:lang w:val="pt-BR"/>
         </w:rPr>
-        <w:t>pessoas interessadas em fazer dietas ou ter uma alimentaçao equilibrada</w:t>
+        <w:t xml:space="preserve">pessoas interessadas em fazer dietas ou ter uma </w:t>
+      </w:r>
+      <w:proofErr w:type="spellStart"/>
+      <w:r>
+        <w:rPr>
+          <w:bCs/>
+          <w:sz w:val="20"/>
+          <w:szCs w:val="22"/>
+          <w:lang w:val="pt-BR"/>
+        </w:rPr>
+        <w:t>alimentaçao</w:t>
+      </w:r>
+      <w:proofErr w:type="spellEnd"/>
+      <w:r>
+        <w:rPr>
+          <w:bCs/>
+          <w:sz w:val="20"/>
+          <w:szCs w:val="22"/>
+          <w:lang w:val="pt-BR"/>
+        </w:rPr>
+        <w:t xml:space="preserve"> equilibrada</w:t>
       </w:r>
     </w:p>
     <w:p>
@@ -811,8 +890,20 @@
           <w:szCs w:val="22"/>
           <w:lang w:val="pt-BR"/>
         </w:rPr>
-        <w:t>or exemplo: empresa, empreendedor, marca, etc</w:t>
-      </w:r>
+        <w:t xml:space="preserve">or exemplo: empresa, empreendedor, marca, </w:t>
+      </w:r>
+      <w:proofErr w:type="spellStart"/>
+      <w:r>
+        <w:rPr>
+          <w:i/>
+          <w:iCs/>
+          <w:sz w:val="20"/>
+          <w:szCs w:val="22"/>
+          <w:lang w:val="pt-BR"/>
+        </w:rPr>
+        <w:t>etc</w:t>
+      </w:r>
+      <w:proofErr w:type="spellEnd"/>
       <w:r>
         <w:rPr>
           <w:sz w:val="20"/>
@@ -847,7 +938,27 @@
           <w:szCs w:val="22"/>
           <w:lang w:val="pt-BR"/>
         </w:rPr>
-        <w:t xml:space="preserve"> Sem certeza da resposta, diria que o responável seria uma pessoa individual</w:t>
+        <w:t xml:space="preserve"> Sem certeza da resposta, diria que o </w:t>
+      </w:r>
+      <w:proofErr w:type="spellStart"/>
+      <w:r>
+        <w:rPr>
+          <w:bCs/>
+          <w:sz w:val="20"/>
+          <w:szCs w:val="22"/>
+          <w:lang w:val="pt-BR"/>
+        </w:rPr>
+        <w:t>responável</w:t>
+      </w:r>
+      <w:proofErr w:type="spellEnd"/>
+      <w:r>
+        <w:rPr>
+          <w:bCs/>
+          <w:sz w:val="20"/>
+          <w:szCs w:val="22"/>
+          <w:lang w:val="pt-BR"/>
+        </w:rPr>
+        <w:t xml:space="preserve"> seria uma pessoa individual</w:t>
       </w:r>
     </w:p>
     <w:p>
@@ -897,7 +1008,27 @@
           <w:szCs w:val="20"/>
           <w:lang w:val="pt-BR"/>
         </w:rPr>
-        <w:t>O participante está iniciando uma rotina de alimentação mais organizada e deseja utilizar o BeFit para cadastrar sua conta, registrar dietas, consultar receitas, acompanhar o IMC, gerar lista de compras e emitir relatórios. O teste avalia se o usuário consegue navegar pelas principais funcionalidades do sistema sem receber instruções detalhadas do avaliador.</w:t>
+        <w:t xml:space="preserve">O participante está iniciando uma rotina de alimentação mais organizada e deseja utilizar o </w:t>
+      </w:r>
+      <w:proofErr w:type="spellStart"/>
+      <w:r>
+        <w:rPr>
+          <w:rFonts w:ascii="Arial" w:hAnsi="Arial"/>
+          <w:sz w:val="20"/>
+          <w:szCs w:val="20"/>
+          <w:lang w:val="pt-BR"/>
+        </w:rPr>
+        <w:t>BeFit</w:t>
+      </w:r>
+      <w:proofErr w:type="spellEnd"/>
+      <w:r>
+        <w:rPr>
+          <w:rFonts w:ascii="Arial" w:hAnsi="Arial"/>
+          <w:sz w:val="20"/>
+          <w:szCs w:val="20"/>
+          <w:lang w:val="pt-BR"/>
+        </w:rPr>
+        <w:t xml:space="preserve"> para cadastrar sua conta, registrar dietas, consultar receitas, acompanhar o IMC, gerar lista de compras e emitir relatórios. O teste avalia se o usuário consegue navegar pelas principais funcionalidades do sistema sem receber instruções detalhadas do avaliador.</w:t>
       </w:r>
     </w:p>
     <w:p>
@@ -1021,13 +1152,23 @@
                 <w:szCs w:val="22"/>
               </w:rPr>
             </w:pPr>
+            <w:proofErr w:type="spellStart"/>
             <w:r>
               <w:rPr>
                 <w:rFonts w:cs="Arial"/>
                 <w:sz w:val="20"/>
                 <w:szCs w:val="22"/>
               </w:rPr>
-              <w:t>Caminhos(s)</w:t>
+              <w:t>Caminhos</w:t>
+            </w:r>
+            <w:proofErr w:type="spellEnd"/>
+            <w:r>
+              <w:rPr>
+                <w:rFonts w:cs="Arial"/>
+                <w:sz w:val="20"/>
+                <w:szCs w:val="22"/>
+              </w:rPr>
+              <w:t>(s)</w:t>
             </w:r>
           </w:p>
           <w:p>
@@ -1094,14 +1235,34 @@
                 <w:szCs w:val="22"/>
               </w:rPr>
             </w:pPr>
+            <w:proofErr w:type="spellStart"/>
             <w:r>
               <w:rPr>
                 <w:rFonts w:cs="Arial"/>
                 <w:sz w:val="20"/>
                 <w:szCs w:val="22"/>
               </w:rPr>
-              <w:t>Anotações / Observações</w:t>
-            </w:r>
+              <w:t>Anotações</w:t>
+            </w:r>
+            <w:proofErr w:type="spellEnd"/>
+            <w:r>
+              <w:rPr>
+                <w:rFonts w:cs="Arial"/>
+                <w:sz w:val="20"/>
+                <w:szCs w:val="22"/>
+              </w:rPr>
+              <w:t xml:space="preserve"> / </w:t>
+            </w:r>
+            <w:proofErr w:type="spellStart"/>
+            <w:r>
+              <w:rPr>
+                <w:rFonts w:cs="Arial"/>
+                <w:sz w:val="20"/>
+                <w:szCs w:val="22"/>
+              </w:rPr>
+              <w:t>Observações</w:t>
+            </w:r>
+            <w:proofErr w:type="spellEnd"/>
           </w:p>
           <w:p>
             <w:pPr>
@@ -1144,8 +1305,17 @@
                 <w:rFonts w:cs="Arial"/>
                 <w:lang w:val="pt-BR"/>
               </w:rPr>
-              <w:t>1. Acessar a tela inicial do BeFit</w:t>
-            </w:r>
+              <w:t xml:space="preserve">1. Acessar a tela inicial do </w:t>
+            </w:r>
+            <w:proofErr w:type="spellStart"/>
+            <w:r>
+              <w:rPr>
+                <w:rFonts w:cs="Arial"/>
+                <w:lang w:val="pt-BR"/>
+              </w:rPr>
+              <w:t>BeFit</w:t>
+            </w:r>
+            <w:proofErr w:type="spellEnd"/>
           </w:p>
           <w:p>
             <w:pPr>
@@ -1538,13 +1708,23 @@
                 <w:szCs w:val="22"/>
               </w:rPr>
             </w:pPr>
+            <w:proofErr w:type="spellStart"/>
             <w:r>
               <w:rPr>
                 <w:rFonts w:cs="Arial"/>
                 <w:sz w:val="20"/>
                 <w:szCs w:val="22"/>
               </w:rPr>
-              <w:t>Caminhos(s)</w:t>
+              <w:t>Caminhos</w:t>
+            </w:r>
+            <w:proofErr w:type="spellEnd"/>
+            <w:r>
+              <w:rPr>
+                <w:rFonts w:cs="Arial"/>
+                <w:sz w:val="20"/>
+                <w:szCs w:val="22"/>
+              </w:rPr>
+              <w:t>(s)</w:t>
             </w:r>
           </w:p>
           <w:p>
@@ -1611,14 +1791,34 @@
                 <w:szCs w:val="22"/>
               </w:rPr>
             </w:pPr>
+            <w:proofErr w:type="spellStart"/>
             <w:r>
               <w:rPr>
                 <w:rFonts w:cs="Arial"/>
                 <w:sz w:val="20"/>
                 <w:szCs w:val="22"/>
               </w:rPr>
-              <w:t>Anotações / Observações</w:t>
-            </w:r>
+              <w:t>Anotações</w:t>
+            </w:r>
+            <w:proofErr w:type="spellEnd"/>
+            <w:r>
+              <w:rPr>
+                <w:rFonts w:cs="Arial"/>
+                <w:sz w:val="20"/>
+                <w:szCs w:val="22"/>
+              </w:rPr>
+              <w:t xml:space="preserve"> / </w:t>
+            </w:r>
+            <w:proofErr w:type="spellStart"/>
+            <w:r>
+              <w:rPr>
+                <w:rFonts w:cs="Arial"/>
+                <w:sz w:val="20"/>
+                <w:szCs w:val="22"/>
+              </w:rPr>
+              <w:t>Observações</w:t>
+            </w:r>
+            <w:proofErr w:type="spellEnd"/>
           </w:p>
           <w:p>
             <w:pPr>
@@ -2038,13 +2238,23 @@
                 <w:szCs w:val="22"/>
               </w:rPr>
             </w:pPr>
+            <w:proofErr w:type="spellStart"/>
             <w:r>
               <w:rPr>
                 <w:rFonts w:cs="Arial"/>
                 <w:sz w:val="20"/>
                 <w:szCs w:val="22"/>
               </w:rPr>
-              <w:t>Caminhos(s)</w:t>
+              <w:t>Caminhos</w:t>
+            </w:r>
+            <w:proofErr w:type="spellEnd"/>
+            <w:r>
+              <w:rPr>
+                <w:rFonts w:cs="Arial"/>
+                <w:sz w:val="20"/>
+                <w:szCs w:val="22"/>
+              </w:rPr>
+              <w:t>(s)</w:t>
             </w:r>
           </w:p>
           <w:p>
@@ -2111,14 +2321,34 @@
                 <w:szCs w:val="22"/>
               </w:rPr>
             </w:pPr>
+            <w:proofErr w:type="spellStart"/>
             <w:r>
               <w:rPr>
                 <w:rFonts w:cs="Arial"/>
                 <w:sz w:val="20"/>
                 <w:szCs w:val="22"/>
               </w:rPr>
-              <w:t>Anotações / Observações</w:t>
-            </w:r>
+              <w:t>Anotações</w:t>
+            </w:r>
+            <w:proofErr w:type="spellEnd"/>
+            <w:r>
+              <w:rPr>
+                <w:rFonts w:cs="Arial"/>
+                <w:sz w:val="20"/>
+                <w:szCs w:val="22"/>
+              </w:rPr>
+              <w:t xml:space="preserve"> / </w:t>
+            </w:r>
+            <w:proofErr w:type="spellStart"/>
+            <w:r>
+              <w:rPr>
+                <w:rFonts w:cs="Arial"/>
+                <w:sz w:val="20"/>
+                <w:szCs w:val="22"/>
+              </w:rPr>
+              <w:t>Observações</w:t>
+            </w:r>
+            <w:proofErr w:type="spellEnd"/>
           </w:p>
           <w:p>
             <w:pPr>
@@ -2517,13 +2747,23 @@
                 <w:szCs w:val="22"/>
               </w:rPr>
             </w:pPr>
+            <w:proofErr w:type="spellStart"/>
             <w:r>
               <w:rPr>
                 <w:rFonts w:cs="Arial"/>
                 <w:sz w:val="20"/>
                 <w:szCs w:val="22"/>
               </w:rPr>
-              <w:t>Caminhos(s)</w:t>
+              <w:t>Caminhos</w:t>
+            </w:r>
+            <w:proofErr w:type="spellEnd"/>
+            <w:r>
+              <w:rPr>
+                <w:rFonts w:cs="Arial"/>
+                <w:sz w:val="20"/>
+                <w:szCs w:val="22"/>
+              </w:rPr>
+              <w:t>(s)</w:t>
             </w:r>
           </w:p>
           <w:p>
@@ -2590,14 +2830,34 @@
                 <w:szCs w:val="22"/>
               </w:rPr>
             </w:pPr>
+            <w:proofErr w:type="spellStart"/>
             <w:r>
               <w:rPr>
                 <w:rFonts w:cs="Arial"/>
                 <w:sz w:val="20"/>
                 <w:szCs w:val="22"/>
               </w:rPr>
-              <w:t>Anotações / Observações</w:t>
-            </w:r>
+              <w:t>Anotações</w:t>
+            </w:r>
+            <w:proofErr w:type="spellEnd"/>
+            <w:r>
+              <w:rPr>
+                <w:rFonts w:cs="Arial"/>
+                <w:sz w:val="20"/>
+                <w:szCs w:val="22"/>
+              </w:rPr>
+              <w:t xml:space="preserve"> / </w:t>
+            </w:r>
+            <w:proofErr w:type="spellStart"/>
+            <w:r>
+              <w:rPr>
+                <w:rFonts w:cs="Arial"/>
+                <w:sz w:val="20"/>
+                <w:szCs w:val="22"/>
+              </w:rPr>
+              <w:t>Observações</w:t>
+            </w:r>
+            <w:proofErr w:type="spellEnd"/>
           </w:p>
           <w:p>
             <w:pPr>
@@ -2976,6 +3236,7 @@
                 <w:szCs w:val="22"/>
               </w:rPr>
             </w:pPr>
+            <w:proofErr w:type="spellStart"/>
             <w:r>
               <w:rPr>
                 <w:rFonts w:cs="Arial"/>
@@ -2983,7 +3244,16 @@
                 <w:szCs w:val="22"/>
               </w:rPr>
               <w:lastRenderedPageBreak/>
-              <w:t>Caminhos(s)</w:t>
+              <w:t>Caminhos</w:t>
+            </w:r>
+            <w:proofErr w:type="spellEnd"/>
+            <w:r>
+              <w:rPr>
+                <w:rFonts w:cs="Arial"/>
+                <w:sz w:val="20"/>
+                <w:szCs w:val="22"/>
+              </w:rPr>
+              <w:t>(s)</w:t>
             </w:r>
           </w:p>
           <w:p>
@@ -3050,14 +3320,34 @@
                 <w:szCs w:val="22"/>
               </w:rPr>
             </w:pPr>
+            <w:proofErr w:type="spellStart"/>
             <w:r>
               <w:rPr>
                 <w:rFonts w:cs="Arial"/>
                 <w:sz w:val="20"/>
                 <w:szCs w:val="22"/>
               </w:rPr>
-              <w:t>Anotações / Observações</w:t>
-            </w:r>
+              <w:t>Anotações</w:t>
+            </w:r>
+            <w:proofErr w:type="spellEnd"/>
+            <w:r>
+              <w:rPr>
+                <w:rFonts w:cs="Arial"/>
+                <w:sz w:val="20"/>
+                <w:szCs w:val="22"/>
+              </w:rPr>
+              <w:t xml:space="preserve"> / </w:t>
+            </w:r>
+            <w:proofErr w:type="spellStart"/>
+            <w:r>
+              <w:rPr>
+                <w:rFonts w:cs="Arial"/>
+                <w:sz w:val="20"/>
+                <w:szCs w:val="22"/>
+              </w:rPr>
+              <w:t>Observações</w:t>
+            </w:r>
+            <w:proofErr w:type="spellEnd"/>
           </w:p>
           <w:p>
             <w:pPr>
@@ -3392,7 +3682,23 @@
           <w:sz w:val="20"/>
           <w:lang w:val="pt-BR"/>
         </w:rPr>
-        <w:t>Gerar um relatório com as informações do sistema e imprimí-los.</w:t>
+        <w:t xml:space="preserve">Gerar um relatório com as informações do sistema e </w:t>
+      </w:r>
+      <w:proofErr w:type="spellStart"/>
+      <w:r>
+        <w:rPr>
+          <w:sz w:val="20"/>
+          <w:lang w:val="pt-BR"/>
+        </w:rPr>
+        <w:t>imprimí-los</w:t>
+      </w:r>
+      <w:proofErr w:type="spellEnd"/>
+      <w:r>
+        <w:rPr>
+          <w:sz w:val="20"/>
+          <w:lang w:val="pt-BR"/>
+        </w:rPr>
+        <w:t>.</w:t>
       </w:r>
     </w:p>
     <w:p>
@@ -3445,13 +3751,23 @@
                 <w:szCs w:val="22"/>
               </w:rPr>
             </w:pPr>
+            <w:proofErr w:type="spellStart"/>
             <w:r>
               <w:rPr>
                 <w:rFonts w:cs="Arial"/>
                 <w:sz w:val="20"/>
                 <w:szCs w:val="22"/>
               </w:rPr>
-              <w:t>Caminhos(s)</w:t>
+              <w:t>Caminhos</w:t>
+            </w:r>
+            <w:proofErr w:type="spellEnd"/>
+            <w:r>
+              <w:rPr>
+                <w:rFonts w:cs="Arial"/>
+                <w:sz w:val="20"/>
+                <w:szCs w:val="22"/>
+              </w:rPr>
+              <w:t>(s)</w:t>
             </w:r>
           </w:p>
           <w:p>
@@ -3518,14 +3834,34 @@
                 <w:szCs w:val="22"/>
               </w:rPr>
             </w:pPr>
+            <w:proofErr w:type="spellStart"/>
             <w:r>
               <w:rPr>
                 <w:rFonts w:cs="Arial"/>
                 <w:sz w:val="20"/>
                 <w:szCs w:val="22"/>
               </w:rPr>
-              <w:t>Anotações / Observações</w:t>
-            </w:r>
+              <w:t>Anotações</w:t>
+            </w:r>
+            <w:proofErr w:type="spellEnd"/>
+            <w:r>
+              <w:rPr>
+                <w:rFonts w:cs="Arial"/>
+                <w:sz w:val="20"/>
+                <w:szCs w:val="22"/>
+              </w:rPr>
+              <w:t xml:space="preserve"> / </w:t>
+            </w:r>
+            <w:proofErr w:type="spellStart"/>
+            <w:r>
+              <w:rPr>
+                <w:rFonts w:cs="Arial"/>
+                <w:sz w:val="20"/>
+                <w:szCs w:val="22"/>
+              </w:rPr>
+              <w:t>Observações</w:t>
+            </w:r>
+            <w:proofErr w:type="spellEnd"/>
           </w:p>
           <w:p>
             <w:pPr>
@@ -4552,6 +4888,7 @@
           <w:rFonts w:ascii="Arial" w:hAnsi="Arial" w:cs="Arial"/>
           <w:sz w:val="20"/>
           <w:szCs w:val="22"/>
+          <w:lang w:val="pt-BR"/>
         </w:rPr>
         <w:t>É um escopo ambicioso para um projeto acadêmico.</w:t>
       </w:r>
@@ -4812,7 +5149,47 @@
           <w:szCs w:val="22"/>
           <w:lang w:val="pt-BR"/>
         </w:rPr>
-        <w:t>Como comentário final, o BeFit demonstra uma visão clara e um escopo bem estruturado para um projeto acadêmico, e com a adição de um backend real e valores nutricionais automáticos teria potencial para se tornar um produto competitivo no mercado de saúde e bem-estar.</w:t>
+        <w:t xml:space="preserve">Como comentário final, o </w:t>
+      </w:r>
+      <w:proofErr w:type="spellStart"/>
+      <w:r>
+        <w:rPr>
+          <w:rFonts w:ascii="Arial" w:hAnsi="Arial" w:cs="Arial"/>
+          <w:sz w:val="20"/>
+          <w:szCs w:val="22"/>
+          <w:lang w:val="pt-BR"/>
+        </w:rPr>
+        <w:t>BeFit</w:t>
+      </w:r>
+      <w:proofErr w:type="spellEnd"/>
+      <w:r>
+        <w:rPr>
+          <w:rFonts w:ascii="Arial" w:hAnsi="Arial" w:cs="Arial"/>
+          <w:sz w:val="20"/>
+          <w:szCs w:val="22"/>
+          <w:lang w:val="pt-BR"/>
+        </w:rPr>
+        <w:t xml:space="preserve"> demonstra uma visão clara e um escopo bem estruturado para um projeto acadêmico, e com a adição de um </w:t>
+      </w:r>
+      <w:proofErr w:type="spellStart"/>
+      <w:r>
+        <w:rPr>
+          <w:rFonts w:ascii="Arial" w:hAnsi="Arial" w:cs="Arial"/>
+          <w:sz w:val="20"/>
+          <w:szCs w:val="22"/>
+          <w:lang w:val="pt-BR"/>
+        </w:rPr>
+        <w:t>backend</w:t>
+      </w:r>
+      <w:proofErr w:type="spellEnd"/>
+      <w:r>
+        <w:rPr>
+          <w:rFonts w:ascii="Arial" w:hAnsi="Arial" w:cs="Arial"/>
+          <w:sz w:val="20"/>
+          <w:szCs w:val="22"/>
+          <w:lang w:val="pt-BR"/>
+        </w:rPr>
+        <w:t xml:space="preserve"> real e valores nutricionais automáticos teria potencial para se tornar um produto competitivo no mercado de saúde e bem-estar.</w:t>
       </w:r>
     </w:p>
     <w:p>
@@ -4867,7 +5244,23 @@
           <w:rFonts w:ascii="Arial" w:hAnsi="Arial" w:cs="Arial"/>
           <w:lang w:val="pt-BR"/>
         </w:rPr>
-        <w:t xml:space="preserve">Com base no teste realizado, conclui-se que o sistema BeFit possui uma proposta clara e útil, sendo compreendido pelo usuário como uma ferramenta voltada ao controle de dieta, receitas, lista de compras, IMC e relatórios. A maior parte das tarefas foi concluída com facilidade, especialmente cadastro, login, impressão da lista de compras, cálculo de IMC e geração de relatórios. </w:t>
+        <w:t xml:space="preserve">Com base no teste realizado, conclui-se que o sistema </w:t>
+      </w:r>
+      <w:proofErr w:type="spellStart"/>
+      <w:r>
+        <w:rPr>
+          <w:rFonts w:ascii="Arial" w:hAnsi="Arial" w:cs="Arial"/>
+          <w:lang w:val="pt-BR"/>
+        </w:rPr>
+        <w:t>BeFit</w:t>
+      </w:r>
+      <w:proofErr w:type="spellEnd"/>
+      <w:r>
+        <w:rPr>
+          <w:rFonts w:ascii="Arial" w:hAnsi="Arial" w:cs="Arial"/>
+          <w:lang w:val="pt-BR"/>
+        </w:rPr>
+        <w:t xml:space="preserve"> possui uma proposta clara e útil, sendo compreendido pelo usuário como uma ferramenta voltada ao controle de dieta, receitas, lista de compras, IMC e relatórios. A maior parte das tarefas foi concluída com facilidade, especialmente cadastro, login, impressão da lista de compras, cálculo de IMC e geração de relatórios. </w:t>
       </w:r>
     </w:p>
     <w:p>
@@ -5206,7 +5599,6 @@
       <w:tc>
         <w:tcPr>
           <w:tcW w:w="9638" w:type="dxa"/>
-          <w:shd w:val="clear" w:color="auto" w:fill="0D0D0D"/>
           <w:vAlign w:val="center"/>
         </w:tcPr>
         <w:p>
@@ -5217,6 +5609,59 @@
               <w:color w:val="FFFFFF"/>
             </w:rPr>
           </w:pPr>
+          <w:r>
+            <w:rPr>
+              <w:noProof/>
+            </w:rPr>
+            <w:drawing>
+              <wp:inline distT="0" distB="0" distL="0" distR="0" wp14:anchorId="3F8A7D98" wp14:editId="3F010291">
+                <wp:extent cx="1215390" cy="619125"/>
+                <wp:effectExtent l="0" t="0" r="3810" b="9525"/>
+                <wp:docPr id="71167232" name="Imagem 1"/>
+                <wp:cNvGraphicFramePr>
+                  <a:graphicFrameLocks xmlns:a="http://schemas.openxmlformats.org/drawingml/2006/main" noChangeAspect="1"/>
+                </wp:cNvGraphicFramePr>
+                <a:graphic xmlns:a="http://schemas.openxmlformats.org/drawingml/2006/main">
+                  <a:graphicData uri="http://schemas.openxmlformats.org/drawingml/2006/picture">
+                    <pic:pic xmlns:pic="http://schemas.openxmlformats.org/drawingml/2006/picture">
+                      <pic:nvPicPr>
+                        <pic:cNvPr id="71167232" name="Imagem 1"/>
+                        <pic:cNvPicPr>
+                          <a:picLocks noChangeAspect="1"/>
+                        </pic:cNvPicPr>
+                      </pic:nvPicPr>
+                      <pic:blipFill>
+                        <a:blip r:embed="rId1">
+                          <a:extLst>
+                            <a:ext uri="{28A0092B-C50C-407E-A947-70E740481C1C}">
+                              <a14:useLocalDpi xmlns:a14="http://schemas.microsoft.com/office/drawing/2010/main" val="0"/>
+                            </a:ext>
+                          </a:extLst>
+                        </a:blip>
+                        <a:srcRect/>
+                        <a:stretch>
+                          <a:fillRect/>
+                        </a:stretch>
+                      </pic:blipFill>
+                      <pic:spPr bwMode="auto">
+                        <a:xfrm>
+                          <a:off x="0" y="0"/>
+                          <a:ext cx="1215390" cy="619125"/>
+                        </a:xfrm>
+                        <a:prstGeom prst="rect">
+                          <a:avLst/>
+                        </a:prstGeom>
+                        <a:noFill/>
+                        <a:ln>
+                          <a:noFill/>
+                        </a:ln>
+                      </pic:spPr>
+                    </pic:pic>
+                  </a:graphicData>
+                </a:graphic>
+              </wp:inline>
+            </w:drawing>
+          </w:r>
         </w:p>
       </w:tc>
     </w:tr>
@@ -5225,57 +5670,6 @@
     <w:pPr>
       <w:pStyle w:val="Cabealho"/>
     </w:pPr>
-    <w:r>
-      <w:rPr>
-        <w:noProof/>
-        <w:lang w:val="pt-BR" w:eastAsia="pt-BR"/>
-      </w:rPr>
-      <w:drawing>
-        <wp:anchor distT="0" distB="0" distL="0" distR="0" simplePos="0" relativeHeight="5" behindDoc="1" locked="0" layoutInCell="1" allowOverlap="1" wp14:anchorId="7F1EB968" wp14:editId="58BBCDE8">
-          <wp:simplePos x="0" y="0"/>
-          <wp:positionH relativeFrom="column">
-            <wp:posOffset>-953135</wp:posOffset>
-          </wp:positionH>
-          <wp:positionV relativeFrom="paragraph">
-            <wp:posOffset>-238760</wp:posOffset>
-          </wp:positionV>
-          <wp:extent cx="3247390" cy="244475"/>
-          <wp:effectExtent l="0" t="0" r="0" b="0"/>
-          <wp:wrapNone/>
-          <wp:docPr id="1" name="Picture" descr="Usability.gov: Improving the User Experience"/>
-          <wp:cNvGraphicFramePr>
-            <a:graphicFrameLocks xmlns:a="http://schemas.openxmlformats.org/drawingml/2006/main" noChangeAspect="1"/>
-          </wp:cNvGraphicFramePr>
-          <a:graphic xmlns:a="http://schemas.openxmlformats.org/drawingml/2006/main">
-            <a:graphicData uri="http://schemas.openxmlformats.org/drawingml/2006/picture">
-              <pic:pic xmlns:pic="http://schemas.openxmlformats.org/drawingml/2006/picture">
-                <pic:nvPicPr>
-                  <pic:cNvPr id="1" name="Picture" descr="Usability.gov: Improving the User Experience"/>
-                  <pic:cNvPicPr>
-                    <a:picLocks noChangeAspect="1" noChangeArrowheads="1"/>
-                  </pic:cNvPicPr>
-                </pic:nvPicPr>
-                <pic:blipFill>
-                  <a:blip r:embed="rId1"/>
-                  <a:stretch>
-                    <a:fillRect/>
-                  </a:stretch>
-                </pic:blipFill>
-                <pic:spPr bwMode="auto">
-                  <a:xfrm>
-                    <a:off x="0" y="0"/>
-                    <a:ext cx="3247390" cy="244475"/>
-                  </a:xfrm>
-                  <a:prstGeom prst="rect">
-                    <a:avLst/>
-                  </a:prstGeom>
-                </pic:spPr>
-              </pic:pic>
-            </a:graphicData>
-          </a:graphic>
-        </wp:anchor>
-      </w:drawing>
-    </w:r>
   </w:p>
 </w:hdr>
 </file>
